--- a/Study4_Article_Complete/tables_for_article.docx
+++ b/Study4_Article_Complete/tables_for_article.docx
@@ -3916,7 +3916,7 @@
               <w:jc w:val="left"/>
             </w:pPr>
             <w:r>
-              <w:t xml:space="preserve">UK ← India SJ3 (Mode 1)</w:t>
+              <w:t xml:space="preserve">UK ← India SJ3 (digitally deliverable proxy)</w:t>
             </w:r>
           </w:p>
         </w:tc>
@@ -3966,7 +3966,7 @@
               <w:jc w:val="left"/>
             </w:pPr>
             <w:r>
-              <w:t xml:space="preserve">UK ← China SE (Mode 3)</w:t>
+              <w:t xml:space="preserve">UK ← China SE (project-based comparison)</w:t>
             </w:r>
           </w:p>
         </w:tc>
@@ -4643,7 +4643,7 @@
               <w:jc w:val="left"/>
             </w:pPr>
             <w:r>
-              <w:t xml:space="preserve">(5) Placebo SI Mode-1</w:t>
+              <w:t xml:space="preserve">(5) Placebo SI digital services</w:t>
             </w:r>
           </w:p>
         </w:tc>
@@ -4729,7 +4729,7 @@
               <w:jc w:val="left"/>
             </w:pPr>
             <w:r>
-              <w:t xml:space="preserve">Mode-3 construction services</w:t>
+              <w:t xml:space="preserve">Project-based construction services; BaTIS does not identify mode</w:t>
             </w:r>
           </w:p>
         </w:tc>
@@ -4793,7 +4793,7 @@
               <w:jc w:val="left"/>
             </w:pPr>
             <w:r>
-              <w:t xml:space="preserve">(8) Placebo SE from Mode-1</w:t>
+              <w:t xml:space="preserve">(8) Placebo SE from SJ3 exporters</w:t>
             </w:r>
           </w:p>
         </w:tc>
@@ -11592,7 +11592,7 @@
               <w:jc w:val="left"/>
             </w:pPr>
             <w:r>
-              <w:t xml:space="preserve">Mode-3 construction from China</w:t>
+              <w:t xml:space="preserve">Project-based construction services from China; BaTIS does not identify mode</w:t>
             </w:r>
           </w:p>
         </w:tc>
